--- a/public/policies/02-complaints.docx
+++ b/public/policies/02-complaints.docx
@@ -59,12 +59,12 @@
         <w:pStyle w:val="Heading1"/>
       </w:pPr>
       <w:r>
-        <w:t>1. Kênh tiếp nhận</w:t>
+        <w:t>1. Tiếp nhận</w:t>
       </w:r>
     </w:p>
     <w:p>
       <w:r>
-        <w:t>Chủ sở hữu tiếp nhận phản ánh về tài khoản, thanh toán, lượt hỏi, chất lượng nội dung, dữ liệu cá nhân và việc cung cấp dịch vụ qua email contact@thuehkd.com hoặc hotline/Zalo 0965.999.594. Phản ánh về hồ sơ thuế đã nộp cần được cơ quan tiếp nhận hồ sơ xác nhận; TAX-HKD hỗ trợ tra cứu và chuẩn bị nội dung đề nghị, không giải quyết thay cơ quan thuế.</w:t>
+        <w:t>Gửi phản ánh, yêu cầu hoặc khiếu nại tới contact@thuehkd.com hoặc hotline/Zalo 0965.999.594. Nêu tài khoản liên hệ, thời điểm, vấn đề và mong muốn xử lý; kèm mã giao dịch, biên nhận hoặc ảnh lỗi nếu cần. Không gửi OTP hay mật khẩu.</w:t>
       </w:r>
     </w:p>
     <w:p>
@@ -72,12 +72,12 @@
         <w:pStyle w:val="Heading1"/>
       </w:pPr>
       <w:r>
-        <w:t>2. Thông tin cần cung cấp</w:t>
+        <w:t>2. Xử lý</w:t>
       </w:r>
     </w:p>
     <w:p>
       <w:r>
-        <w:t>Nêu số điện thoại tài khoản hoặc cách liên hệ, chức năng gặp vấn đề, thời điểm, nội dung phản ánh và mong muốn xử lý. Với thanh toán: gửi mã giao dịch, số tiền và biên nhận đã che dữ liệu không liên quan. Với đáp án AI: gửi câu hỏi, nội dung cần kiểm tra và căn cứ hoặc ảnh lỗi nếu có. Không gửi mật khẩu hay OTP.</w:t>
+        <w:t>Thuế HKD xác nhận tiếp nhận trong tối đa 4 giờ làm việc, đối chiếu dữ liệu và thông báo phương án. Yêu cầu đơn giản được ưu tiên xử lý trong 24–48 giờ làm việc khi đủ thông tin; trường hợp phức tạp được cập nhật tiến độ. Ngày nghỉ/lễ không tính là ngày làm việc; thời hạn bắt buộc theo pháp luật được bảo đảm.</w:t>
       </w:r>
     </w:p>
     <w:p>
@@ -85,38 +85,12 @@
         <w:pStyle w:val="Heading1"/>
       </w:pPr>
       <w:r>
-        <w:t>3. Trình tự xử lý</w:t>
+        <w:t>3. Giải quyết tranh chấp</w:t>
       </w:r>
     </w:p>
     <w:p>
       <w:r>
-        <w:t>Bước 1: tiếp nhận và xác nhận nội dung. Bước 2: đối chiếu dữ liệu tài khoản, lượt hỏi hoặc giao dịch; yêu cầu bổ sung đúng phần còn thiếu. Bước 3: thông báo nguyên nhân và phương án bằng email hoặc kênh khách hàng đã sử dụng. Bước 4: thực hiện khắc phục, ghi nhận ý kiến khách hàng và lưu kết quả đối soát.</w:t>
-      </w:r>
-    </w:p>
-    <w:p>
-      <w:pPr>
-        <w:pStyle w:val="Heading1"/>
-      </w:pPr>
-      <w:r>
-        <w:t>4. Thời gian phản hồi</w:t>
-      </w:r>
-    </w:p>
-    <w:p>
-      <w:r>
-        <w:t>Phản hồi tiếp nhận trong tối đa 4 giờ làm việc sau khi nhận được yêu cầu qua kênh công bố. Thời gian làm việc không bao gồm ngày nghỉ, ngày lễ theo quy định. Yêu cầu đơn giản được ưu tiên khắc phục trong 24–48 giờ làm việc sau khi đủ dữ liệu. Vụ việc cần xác minh thêm được thông báo tiến độ và thời gian dự kiến; việc thương lượng và thông báo kết quả tuân thủ thời hạn pháp luật áp dụng.</w:t>
-      </w:r>
-    </w:p>
-    <w:p>
-      <w:pPr>
-        <w:pStyle w:val="Heading1"/>
-      </w:pPr>
-      <w:r>
-        <w:t>5. Thương lượng và quyền của khách hàng</w:t>
-      </w:r>
-    </w:p>
-    <w:p>
-      <w:r>
-        <w:t>TAX-HKD tiếp nhận thiện chí, không thu phí tiếp nhận và không yêu cầu khách hàng từ bỏ quyền hợp pháp để được hỗ trợ. Nếu chưa thống nhất, các bên có thể tiếp tục thương lượng, đề nghị hòa giải, yêu cầu cơ quan bảo vệ người tiêu dùng hoặc cơ quan có thẩm quyền giải quyết. Chính sách không hạn chế quyền khởi kiện và các biện pháp bảo vệ khác được pháp luật cho phép.</w:t>
+        <w:t>Không thu phí tiếp nhận, không buộc khách hàng từ bỏ quyền hợp pháp để được hỗ trợ. Các bên ưu tiên thương lượng; khách hàng vẫn có quyền đề nghị hòa giải, yêu cầu cơ quan có thẩm quyền hoặc khởi kiện. Hồ sơ thuế bị trả lại cần cơ quan tiếp nhận giải thích; Thuế HKD hỗ trợ tra cứu, không giải quyết thay cơ quan thuế.</w:t>
       </w:r>
     </w:p>
     <w:sectPr>
@@ -137,7 +111,7 @@
       <w:pStyle w:val="Footer"/>
     </w:pPr>
     <w:r>
-      <w:t>TAX-HKD · Phương thức tiếp nhận và giải quyết phản ánh, yêu cầu, khiếu nại</w:t>
+      <w:t>Thuế HKD · Phương thức tiếp nhận và giải quyết phản ánh, yêu cầu, khiếu nại</w:t>
     </w:r>
   </w:p>
 </w:ftr>
